--- a/ru/wisdom-stories/red-dress.docx
+++ b/ru/wisdom-stories/red-dress.docx
@@ -238,7 +238,7 @@
           <w:color w:val="000000"/>
           <w:sz w:val="22"/>
         </w:rPr>
-        <w:t>— О, моя дочь, я раньше думала, что если человек не думает о себе в этом мире, он будет счастлив в следующем. Но я больше в это не верю. Я думаю, Бог хочет, чтобы мы исполняли свои желания в этом мире и сейчас. Если бы сейчас произошло чудо, и я смогла бы встать с этой постели, я была бы совсем другим человеком.</w:t>
+        <w:t>— О, моя дочь, я раньше думала, что если человек не думает о себе в этом мире, он будет счастлив в следующем. Но я больше в это не верю. Я думаю, Аллах хочет, чтобы мы исполняли свои желания в этом мире и сейчас. Если бы сейчас произошло чудо, и я смогла бы встать с этой постели, я была бы совсем другим человеком.</w:t>
       </w:r>
     </w:p>
     <w:p>
@@ -308,7 +308,7 @@
           <w:color w:val="9A7417"/>
           <w:sz w:val="22"/>
         </w:rPr>
-        <w:t xml:space="preserve">Мораль: </w:t>
+        <w:t>Мораль: Человек, который постоянно забывает о себе, однажды обнаружит, что не может жить ни ради чего. Любите других, но дайте себе право жить тоже.</w:t>
       </w:r>
       <w:r>
         <w:rPr>
@@ -318,7 +318,6 @@
           <w:color w:val="3F3826"/>
           <w:sz w:val="22"/>
         </w:rPr>
-        <w:t>Человек, который постоянно забывает о себе, однажды обнаружит, что не может жить ни ради чего. Любите других, но дайте себе право жить тоже.</w:t>
       </w:r>
     </w:p>
     <w:p>
